--- a/07_submission_bmcbio_v1.24.0/Cover_Letter.docx
+++ b/07_submission_bmcbio_v1.24.0/Cover_Letter.docx
@@ -84,7 +84,7 @@
           <w:b w:val="0"/>
           <w:i w:val="0"/>
         </w:rPr>
-        <w:t>This is a computational-biology / methods contribution: a reproducible, fully auditable analytical pipeline; an honest external validation of a sepsis prognostic signature that is independent in cohort and platform but not in label; and an explicit experimental blueprint for in-vitro validation. BMC Bioinformatics explicitly considers articles describing computational algorithms, software, models and tools for the modelling and analysis of all kinds of biological data, and does not make editorial decisions based on the perceived interest or impact of a study — a methodological contribution of this kind is squarely within its scope.</w:t>
+        <w:t>This is a computational-biology / methods contribution: a reproducible, fully auditable analytical pipeline; an honest external validation of a sepsis prognostic signature that is independent in cohort and platform but not in label; and an explicit experimental blueprint for in-vitro validation. BMC Bioinformatics explicitly considers articles describing computational algorithms, software, models and tools for the modelling and analysis of all kinds of biological data, and does not make editorial decisions based on the perceived interest or impact of a study, a methodological contribution of this kind is squarely within its scope.</w:t>
       </w:r>
     </w:p>
     <w:p>
@@ -112,7 +112,7 @@
           <w:b w:val="0"/>
           <w:i w:val="0"/>
         </w:rPr>
-        <w:t>The five confirmed immune hubs confirm within-cohort the established MARS Mars1 antigen-presentation program (a within-cohort confirmation, not an independent replication — the Mars1 labels originate from the MARS consortium's own clustering of this same cohort), and we annotate seven immune-modulating agents as hypothesis-generating repositioning candidates; their curated immune-response concordance lies at or below the study's own 0.84 background and the LINCS L1000 positive-control gate was non-discriminating (the immunosuppressant prednisone ranked in the 3.2nd percentile), so none is prioritised by significance.</w:t>
+        <w:t>The five confirmed immune hubs confirm within-cohort the established MARS Mars1 antigen-presentation program (a within-cohort confirmation, not an independent replication; the Mars1 labels originate from the MARS consortium's own clustering of this same cohort), and we annotate seven immune-modulating agents as hypothesis-generating repositioning candidates; their curated immune-response concordance lies at or below the study's own 0.84 background and the LINCS L1000 positive-control gate was non-discriminating (the immunosuppressant prednisone ranked in the 3.2nd percentile), so none is prioritised by significance.</w:t>
       </w:r>
     </w:p>
     <w:p>

--- a/07_submission_bmcbio_v1.24.0/Cover_Letter.docx
+++ b/07_submission_bmcbio_v1.24.0/Cover_Letter.docx
@@ -25,7 +25,7 @@
           <w:b w:val="0"/>
           <w:i w:val="0"/>
         </w:rPr>
-        <w:t xml:space="preserve">Please find enclosed our manuscript entitled "A reproducible, fully auditable pipeline confirms within-cohort the MARS Mars1 immunoparalysis program and delivers an honest external validation of a 30-gene sepsis prognostic signature" for consideration as a </w:t>
+        <w:t xml:space="preserve">Please find enclosed our manuscript entitled "A reproducible, fully auditable pipeline recapitulates within-cohort the MARS Mars1 immunoparalysis program and delivers a label-tied external transport of a 30-gene sepsis prognostic signature" for consideration as a </w:t>
       </w:r>
       <w:r>
         <w:rPr>
@@ -243,7 +243,7 @@
           <w:b w:val="0"/>
           <w:i w:val="0"/>
         </w:rPr>
-        <w:t>Every reported number traces to a deposited result file; the repository carries 32 audit assertions and a citable Zenodo snapshot (DOI 10.5281/zenodo.23042366).</w:t>
+        <w:t>Every reported number traces to a deposited result file; the versioned source repository is https://github.com/yyx-4113/sepsis-immunoparalysis-hub (citable release tag v1.24.0) and carries 32 audit assertions, and a citable Zenodo snapshot (DOI 10.5281/zenodo.23042366).</w:t>
       </w:r>
     </w:p>
     <w:p>
